--- a/Exp_6.docx
+++ b/Exp_6.docx
@@ -4,7 +4,31 @@
   <w:body>
     <w:p>
       <w:pPr>
-        <w:jc w:val="center"/>
+        <w:rPr>
+          <w:b/>
+          <w:bCs/>
+          <w:sz w:val="32"/>
+          <w:szCs w:val="32"/>
+        </w:rPr>
+      </w:pPr>
+      <w:r>
+        <w:rPr>
+          <w:b/>
+          <w:bCs/>
+          <w:sz w:val="32"/>
+          <w:szCs w:val="32"/>
+        </w:rPr>
+        <w:t>EXPERIMENT 6: SEMAPHORE IMPLEMENTATION</w:t>
+      </w:r>
+    </w:p>
+    <w:p>
+      <w:pPr>
+        <w:rPr>
+          <w:b/>
+          <w:bCs/>
+          <w:sz w:val="32"/>
+          <w:szCs w:val="32"/>
+        </w:rPr>
       </w:pPr>
     </w:p>
     <w:p>
@@ -66,9 +90,9 @@
           <w:noProof/>
         </w:rPr>
         <w:drawing>
-          <wp:inline distT="0" distB="0" distL="0" distR="0" wp14:anchorId="66C64FE7" wp14:editId="40DC815A">
-            <wp:extent cx="5276395" cy="897255"/>
-            <wp:effectExtent l="0" t="0" r="635" b="0"/>
+          <wp:inline distT="0" distB="0" distL="0" distR="0" wp14:anchorId="66C64FE7" wp14:editId="3FCAC281">
+            <wp:extent cx="5500266" cy="935324"/>
+            <wp:effectExtent l="0" t="0" r="5715" b="0"/>
             <wp:docPr id="20420433" name="Picture 1"/>
             <wp:cNvGraphicFramePr>
               <a:graphicFrameLocks xmlns:a="http://schemas.openxmlformats.org/drawingml/2006/main" noChangeAspect="1"/>
@@ -89,7 +113,7 @@
                   <pic:spPr>
                     <a:xfrm>
                       <a:off x="0" y="0"/>
-                      <a:ext cx="5288663" cy="899341"/>
+                      <a:ext cx="5541680" cy="942367"/>
                     </a:xfrm>
                     <a:prstGeom prst="rect">
                       <a:avLst/>
